--- a/guess-what/unit-5-home-time/lesson-plans.docx
+++ b/guess-what/unit-5-home-time/lesson-plans.docx
@@ -2252,7 +2252,7 @@
                 <w:i w:val="0"/>
                 <w:sz w:val="20"/>
               </w:rPr>
-              <w:t xml:space="preserve">  (by the end of the lesson pupils can…)</w:t>
+              <w:t xml:space="preserve">  (by the end of the lesson students can…)</w:t>
             </w:r>
           </w:p>
         </w:tc>
@@ -2812,7 +2812,7 @@
                 <w:i w:val="0"/>
                 <w:sz w:val="19"/>
               </w:rPr>
-              <w:t>: pupils mime an activity; the class shouts the Uzbek word; you give the English phrase.</w:t>
+              <w:t>: students mime an activity; the class shouts the Uzbek word; you give the English phrase.</w:t>
             </w:r>
           </w:p>
         </w:tc>
@@ -3246,7 +3246,7 @@
                 <w:i w:val="0"/>
                 <w:sz w:val="19"/>
               </w:rPr>
-              <w:t>Teacher says a phrase, pupils do the action; then they say it back without a prompt. Homework.</w:t>
+              <w:t>Teacher says a phrase, students do the action; then they say it back without a prompt. Homework.</w:t>
             </w:r>
           </w:p>
         </w:tc>
@@ -3303,7 +3303,7 @@
           <w:i w:val="0"/>
           <w:sz w:val="22"/>
         </w:rPr>
-        <w:t xml:space="preserve"> Learn the phrases and draw your favourite home activity (Worksheet A exercise F).</w:t>
+        <w:t xml:space="preserve"> Learn the phrases and draw your favorite home activity (Worksheet A exercise F).</w:t>
       </w:r>
     </w:p>
     <w:p>
@@ -3326,7 +3326,7 @@
           <w:i w:val="0"/>
           <w:sz w:val="22"/>
         </w:rPr>
-        <w:t xml:space="preserve"> Point at cards for 5 pupils; note gaps.</w:t>
+        <w:t xml:space="preserve"> Point at cards for 5 students; note gaps.</w:t>
       </w:r>
     </w:p>
     <w:tbl>
@@ -3525,7 +3525,7 @@
                 <w:i w:val="0"/>
                 <w:sz w:val="20"/>
               </w:rPr>
-              <w:t xml:space="preserve">  (by the end of the lesson pupils can…)</w:t>
+              <w:t xml:space="preserve">  (by the end of the lesson students can…)</w:t>
             </w:r>
           </w:p>
         </w:tc>
@@ -3678,7 +3678,7 @@
                 <w:i w:val="0"/>
                 <w:sz w:val="20"/>
               </w:rPr>
-              <w:t>• Picture cards of family members (mum, dad, brother)</w:t>
+              <w:t>• Picture cards of family members (mom, dad, brother)</w:t>
             </w:r>
             <w:r>
               <w:br/>
@@ -3965,7 +3965,7 @@
                 <w:i w:val="0"/>
                 <w:sz w:val="19"/>
               </w:rPr>
-              <w:t>Ask 'Does your brother like football?' (yes / no, in any language) and write 'likes' on the board.</w:t>
+              <w:t>Ask 'Does your brother like soccer?' (yes / no, in any language) and write 'likes' on the board.</w:t>
             </w:r>
           </w:p>
         </w:tc>
@@ -4079,7 +4079,7 @@
                 <w:i w:val="0"/>
                 <w:sz w:val="19"/>
               </w:rPr>
-              <w:t>: pupils move to one side of the room for 'I like…' and the other for 'I don't like…'.</w:t>
+              <w:t>: students move to one side of the room for 'I like…' and the other for 'I don't like…'.</w:t>
             </w:r>
           </w:p>
         </w:tc>
@@ -4399,7 +4399,7 @@
                 <w:i w:val="0"/>
                 <w:sz w:val="19"/>
               </w:rPr>
-              <w:t>: pupils tell a partner two sentences about a family member: 'My mum likes cooking. She doesn't like washing the car.'</w:t>
+              <w:t>: students tell a partner two sentences about a family member: 'My mom likes cooking. She doesn't like washing the car.'</w:t>
             </w:r>
           </w:p>
         </w:tc>
@@ -4504,7 +4504,7 @@
                 <w:i w:val="0"/>
                 <w:sz w:val="19"/>
               </w:rPr>
-              <w:t>Quick-fire: show a picture and a thumb; pupils say the full sentence. Homework.</w:t>
+              <w:t>Quick-fire: show a picture and a thumb; students say the full sentence. Homework.</w:t>
             </w:r>
           </w:p>
         </w:tc>
@@ -4819,7 +4819,7 @@
                 <w:i w:val="0"/>
                 <w:sz w:val="20"/>
               </w:rPr>
-              <w:t xml:space="preserve">  (by the end of the lesson pupils can…)</w:t>
+              <w:t xml:space="preserve">  (by the end of the lesson students can…)</w:t>
             </w:r>
           </w:p>
         </w:tc>
@@ -5259,7 +5259,7 @@
                 <w:i w:val="0"/>
                 <w:sz w:val="19"/>
               </w:rPr>
-              <w:t>Ask 'Does Anna like reading?' about a pupil, pointing to her. Elicit 'Yes, she does.'</w:t>
+              <w:t>Ask 'Does Anna like reading?' about a student, pointing to her. Elicit 'Yes, she does.'</w:t>
             </w:r>
           </w:p>
         </w:tc>
@@ -5693,7 +5693,7 @@
                 <w:i w:val="0"/>
                 <w:sz w:val="19"/>
               </w:rPr>
-              <w:t>: a pupil chooses a famous person or a classmate; the class asks 'Does he like football?' (only yes/no answers) until they guess.</w:t>
+              <w:t>: a student chooses a famous person or a classmate; the class asks 'Does he like soccer?' (only yes/no answers) until they guess.</w:t>
             </w:r>
           </w:p>
         </w:tc>
@@ -5798,7 +5798,7 @@
                 <w:i w:val="0"/>
                 <w:sz w:val="19"/>
               </w:rPr>
-              <w:t>Teacher asks five quick questions about a picture family; pupils answer in chorus. Homework.</w:t>
+              <w:t>Teacher asks five quick questions about a picture family; students answer in chorus. Homework.</w:t>
             </w:r>
           </w:p>
         </w:tc>
@@ -5855,7 +5855,7 @@
           <w:i w:val="0"/>
           <w:sz w:val="22"/>
         </w:rPr>
-        <w:t xml:space="preserve"> Activity Book grammar page; write four yes / no questions about a friend.</w:t>
+        <w:t xml:space="preserve"> Workbook grammar page; write four yes / no questions about a friend.</w:t>
       </w:r>
     </w:p>
     <w:p>
@@ -6010,7 +6010,7 @@
                 <w:i w:val="0"/>
                 <w:sz w:val="22"/>
               </w:rPr>
-              <w:t>Support: give a question frame. Extension: pupils ask 'Why?' and answer 'Because…'</w:t>
+              <w:t>Support: give a question frame. Extension: students ask 'Why?' and answer 'Because…'</w:t>
             </w:r>
           </w:p>
         </w:tc>
@@ -6131,7 +6131,7 @@
                 <w:i w:val="0"/>
                 <w:sz w:val="20"/>
               </w:rPr>
-              <w:t xml:space="preserve">  (by the end of the lesson pupils can…)</w:t>
+              <w:t xml:space="preserve">  (by the end of the lesson students can…)</w:t>
             </w:r>
           </w:p>
         </w:tc>
@@ -6788,7 +6788,7 @@
                 <w:i w:val="0"/>
                 <w:sz w:val="19"/>
               </w:rPr>
-              <w:t>Pre-listening: look at the pictures, name chores. Play the audio twice: first for gist (who helps), then to tick likes and dislikes.</w:t>
+              <w:t>Pre-listening: look at the pictures, name chores. Play the audio twice: first for gist (who helps), then to check likes and dislikes.</w:t>
             </w:r>
           </w:p>
         </w:tc>
@@ -6893,7 +6893,7 @@
                 <w:i w:val="0"/>
                 <w:sz w:val="19"/>
               </w:rPr>
-              <w:t>Check in pairs and with the class. Pupils read the Saturday text (Worksheet B exercise D) and find who does what.</w:t>
+              <w:t>Check in pairs and with the class. Students read the Saturday text (Worksheet B exercise D) and find who does what.</w:t>
             </w:r>
           </w:p>
         </w:tc>
@@ -6996,7 +6996,7 @@
                 <w:i w:val="0"/>
                 <w:sz w:val="19"/>
               </w:rPr>
-              <w:t>Writing: using the help box, pupils write four sentences about a family member's likes and dislikes. Volunteers read aloud.</w:t>
+              <w:t>Writing: using the help box, students write four sentences about a family member's likes and dislikes. Volunteers read aloud.</w:t>
             </w:r>
           </w:p>
         </w:tc>
@@ -7101,7 +7101,7 @@
                 <w:i w:val="0"/>
                 <w:sz w:val="19"/>
               </w:rPr>
-              <w:t>Pupils swap texts and tick a sentence they like. Homework.</w:t>
+              <w:t>Students swap texts and check a sentence they like. Homework.</w:t>
             </w:r>
           </w:p>
         </w:tc>
@@ -7365,7 +7365,7 @@
                 <w:i w:val="0"/>
                 <w:sz w:val="20"/>
               </w:rPr>
-              <w:t xml:space="preserve">  (by the end of the lesson pupils can…)</w:t>
+              <w:t xml:space="preserve">  (by the end of the lesson students can…)</w:t>
             </w:r>
           </w:p>
         </w:tc>
@@ -7949,7 +7949,7 @@
                 <w:i w:val="0"/>
                 <w:sz w:val="19"/>
               </w:rPr>
-              <w:t>: pairs practise 'I'm sorry.' — 'That's OK.' with different situations.</w:t>
+              <w:t>: pairs practice 'I'm sorry.' — 'That's OK.' with different situations.</w:t>
             </w:r>
           </w:p>
         </w:tc>
@@ -8157,7 +8157,7 @@
                 <w:i w:val="0"/>
                 <w:sz w:val="19"/>
               </w:rPr>
-              <w:t>Talk time: model 'Let's make a cake! — Good idea!', practise in open and closed pairs with food pictures. Say it!: put your tongue between your teeth; repeat three / thank you / panther.</w:t>
+              <w:t>Talk time: model 'Let's make a cake! — Good idea!', practice in open and closed pairs with food pictures. Say it!: put your tongue between your teeth; repeat three / thank you / panther.</w:t>
             </w:r>
           </w:p>
         </w:tc>
@@ -8431,7 +8431,7 @@
           <w:i w:val="0"/>
           <w:sz w:val="22"/>
         </w:rPr>
-        <w:t xml:space="preserve"> Activity Book story page; suggest a meal to cook at home.</w:t>
+        <w:t xml:space="preserve"> Workbook story page; suggest a meal to cook at home.</w:t>
       </w:r>
     </w:p>
     <w:p>
@@ -8638,7 +8638,7 @@
                 <w:i w:val="0"/>
                 <w:sz w:val="20"/>
               </w:rPr>
-              <w:t xml:space="preserve">  (by the end of the lesson pupils can…)</w:t>
+              <w:t xml:space="preserve">  (by the end of the lesson students can…)</w:t>
             </w:r>
           </w:p>
         </w:tc>
@@ -9192,7 +9192,7 @@
                 <w:i w:val="0"/>
                 <w:sz w:val="19"/>
               </w:rPr>
-              <w:t xml:space="preserve"> Show pictures of homes; pupils say 'city / village / mountains / desert'.</w:t>
+              <w:t xml:space="preserve"> Show pictures of homes; students say 'city / village / mountains / desert'.</w:t>
             </w:r>
           </w:p>
         </w:tc>
@@ -9295,7 +9295,7 @@
                 <w:i w:val="0"/>
                 <w:sz w:val="19"/>
               </w:rPr>
-              <w:t>Compare homes around the world (flat, house, yurt / tent, mountain house). Introduce the sentence frames.</w:t>
+              <w:t>Compare homes around the world (apartment, house, yurt / tent, mountain house). Introduce the sentence frames.</w:t>
             </w:r>
           </w:p>
         </w:tc>
@@ -9400,7 +9400,7 @@
                 <w:i w:val="0"/>
                 <w:sz w:val="19"/>
               </w:rPr>
-              <w:t>Student's Book CLIL activities. Pupils match people to places in a short table.</w:t>
+              <w:t>Student's Book CLIL activities. Students match people to places in a short table.</w:t>
             </w:r>
           </w:p>
         </w:tc>
@@ -9512,7 +9512,7 @@
                 <w:i w:val="0"/>
                 <w:sz w:val="19"/>
               </w:rPr>
-              <w:t>: pupils draw their home and its surroundings and write one sentence.</w:t>
+              <w:t>: students draw their home and its surroundings and write one sentence.</w:t>
             </w:r>
           </w:p>
         </w:tc>
@@ -9617,7 +9617,7 @@
                 <w:i w:val="0"/>
                 <w:sz w:val="19"/>
               </w:rPr>
-              <w:t>Gallery walk: pupils read two classmates' posters. Homework.</w:t>
+              <w:t>Gallery walk: students read two classmates' posters. Homework.</w:t>
             </w:r>
           </w:p>
         </w:tc>
@@ -9784,7 +9784,7 @@
           <w:color w:val="1B6CA8"/>
           <w:sz w:val="28"/>
         </w:rPr>
-        <w:t>Lesson 7: Unit 5 revision and quiz</w:t>
+        <w:t>Lesson 7: Unit 5 review and quiz</w:t>
       </w:r>
     </w:p>
     <w:tbl>
@@ -9845,7 +9845,7 @@
                 <w:i w:val="0"/>
                 <w:sz w:val="20"/>
               </w:rPr>
-              <w:t>Revision of Unit 5; quick quiz</w:t>
+              <w:t>Review of Unit 5; quick quiz</w:t>
             </w:r>
           </w:p>
         </w:tc>
@@ -9881,7 +9881,7 @@
                 <w:i w:val="0"/>
                 <w:sz w:val="20"/>
               </w:rPr>
-              <w:t xml:space="preserve">  (by the end of the lesson pupils can…)</w:t>
+              <w:t xml:space="preserve">  (by the end of the lesson students can…)</w:t>
             </w:r>
           </w:p>
         </w:tc>
@@ -10982,7 +10982,7 @@
                 <w:i w:val="0"/>
                 <w:sz w:val="22"/>
               </w:rPr>
-              <w:t>Weak pupils: read instructions aloud. Extension: write five questions for a class survey.</w:t>
+              <w:t>Weak students: read instructions aloud. Extension: write five questions for a class survey.</w:t>
             </w:r>
           </w:p>
         </w:tc>
